--- a/01-精益工具知识库/05-世界级制造方法论/04-TOC约束理论.docx
+++ b/01-精益工具知识库/05-世界级制造方法论/04-TOC约束理论.docx
@@ -1244,7 +1244,7 @@
           <w:b/>
           <w:sz w:val="32"/>
         </w:rPr>
-        <w:t>6. TOC 在紧固件行业的应用</w:t>
+        <w:t>6. TOC 在制造业的应用</w:t>
       </w:r>
     </w:p>
     <w:p>
@@ -1254,7 +1254,7 @@
           <w:b w:val="0"/>
           <w:sz w:val="22"/>
         </w:rPr>
-        <w:t>紧固件生产中，热处理工序通常是典型的瓶颈。以下以热处理为约束进行分析：</w:t>
+        <w:t>产品生产中，热处理工序通常是典型的瓶颈。以下以热处理为约束进行分析：</w:t>
       </w:r>
     </w:p>
     <w:p>
@@ -1277,7 +1277,7 @@
           <w:b w:val="0"/>
           <w:sz w:val="22"/>
         </w:rPr>
-        <w:t>热处理炉的特点：投资大、升温时间长、批次处理（非连续流）、产能有限。在紧固件工厂，冷镦和搓丝的速度远高于热处理，导致热处理成为系统瓶颈。</w:t>
+        <w:t>热处理炉的特点：投资大、升温时间长、批次处理（非连续流）、产能有限。在制造工厂，机加工和精加工的速度远高于热处理，导致热处理成为系统瓶颈。</w:t>
       </w:r>
     </w:p>
     <w:p>
@@ -1381,7 +1381,7 @@
           <w:b w:val="0"/>
           <w:sz w:val="22"/>
         </w:rPr>
-        <w:t>冷镦和搓丝工序按热处理的节拍生产，避免过量生产导致库存积压</w:t>
+        <w:t>机加工和精加工工序按热处理的节拍生产，避免过量生产导致库存积压</w:t>
       </w:r>
     </w:p>
     <w:p>
